--- a/hr-ai-interviewer/backend/src/templates/experience-letter.docx
+++ b/hr-ai-interviewer/backend/src/templates/experience-letter.docx
@@ -950,85 +950,6 @@
           <w:rFonts w:ascii="Sylfaen" w:hAnsi="Sylfaen"/>
         </w:rPr>
       </w:pPr>
-      <w:r>
-        <w:rPr>
-          <w:rFonts w:ascii="Sylfaen" w:eastAsia="Arial" w:hAnsi="Sylfaen" w:cs="Arial"/>
-          <w:noProof/>
-          <w:color w:val="555555"/>
-          <w:sz w:val="21"/>
-        </w:rPr>
-        <w:drawing>
-          <wp:anchor distT="0" distB="0" distL="114300" distR="114300" simplePos="0" relativeHeight="251670528" behindDoc="0" locked="0" layoutInCell="1" allowOverlap="1" wp14:anchorId="62C52D7A" wp14:editId="203AEECD">
-            <wp:simplePos x="0" y="0"/>
-            <wp:positionH relativeFrom="column">
-              <wp:posOffset>5244465</wp:posOffset>
-            </wp:positionH>
-            <wp:positionV relativeFrom="paragraph">
-              <wp:posOffset>297180</wp:posOffset>
-            </wp:positionV>
-            <wp:extent cx="1122680" cy="574040"/>
-            <wp:effectExtent l="0" t="0" r="0" b="0"/>
-            <wp:wrapNone/>
-            <wp:docPr id="1194750583" name="Picture 3">
-              <a:hlinkClick xmlns:a="http://schemas.openxmlformats.org/drawingml/2006/main" r:id="rId8"/>
-            </wp:docPr>
-            <wp:cNvGraphicFramePr>
-              <a:graphicFrameLocks xmlns:a="http://schemas.openxmlformats.org/drawingml/2006/main" noChangeAspect="1"/>
-            </wp:cNvGraphicFramePr>
-            <a:graphic xmlns:a="http://schemas.openxmlformats.org/drawingml/2006/main">
-              <a:graphicData uri="http://schemas.openxmlformats.org/drawingml/2006/picture">
-                <pic:pic xmlns:pic="http://schemas.openxmlformats.org/drawingml/2006/picture">
-                  <pic:nvPicPr>
-                    <pic:cNvPr id="1194750583" name="Picture 3">
-                      <a:hlinkClick r:id="rId8"/>
-                    </pic:cNvPr>
-                    <pic:cNvPicPr>
-                      <a:picLocks noChangeAspect="1" noChangeArrowheads="1"/>
-                    </pic:cNvPicPr>
-                  </pic:nvPicPr>
-                  <pic:blipFill rotWithShape="1">
-                    <a:blip r:embed="rId9" cstate="print">
-                      <a:extLst>
-                        <a:ext uri="{28A0092B-C50C-407E-A947-70E740481C1C}">
-                          <a14:useLocalDpi xmlns:a14="http://schemas.microsoft.com/office/drawing/2010/main" val="0"/>
-                        </a:ext>
-                      </a:extLst>
-                    </a:blip>
-                    <a:srcRect r="8944"/>
-                    <a:stretch>
-                      <a:fillRect/>
-                    </a:stretch>
-                  </pic:blipFill>
-                  <pic:spPr bwMode="auto">
-                    <a:xfrm>
-                      <a:off x="0" y="0"/>
-                      <a:ext cx="1122680" cy="574040"/>
-                    </a:xfrm>
-                    <a:prstGeom prst="rect">
-                      <a:avLst/>
-                    </a:prstGeom>
-                    <a:noFill/>
-                    <a:ln>
-                      <a:noFill/>
-                    </a:ln>
-                    <a:extLst>
-                      <a:ext uri="{53640926-AAD7-44D8-BBD7-CCE9431645EC}">
-                        <a14:shadowObscured xmlns:a14="http://schemas.microsoft.com/office/drawing/2010/main"/>
-                      </a:ext>
-                    </a:extLst>
-                  </pic:spPr>
-                </pic:pic>
-              </a:graphicData>
-            </a:graphic>
-            <wp14:sizeRelH relativeFrom="page">
-              <wp14:pctWidth>0</wp14:pctWidth>
-            </wp14:sizeRelH>
-            <wp14:sizeRelV relativeFrom="page">
-              <wp14:pctHeight>0</wp14:pctHeight>
-            </wp14:sizeRelV>
-          </wp:anchor>
-        </w:drawing>
-      </w:r>
       <w:r>
         <w:rPr>
           <w:rFonts w:ascii="Sylfaen" w:eastAsia="Arial" w:hAnsi="Sylfaen" w:cs="Arial"/>

--- a/hr-ai-interviewer/backend/src/templates/experience-letter.docx
+++ b/hr-ai-interviewer/backend/src/templates/experience-letter.docx
@@ -284,6 +284,7 @@
           <w:tcPr>
             <w:tcW w:w="4848" w:type="dxa"/>
             <w:shd w:val="clear" w:color="auto" w:fill="F4F7FB"/>
+            <w:noWrap/>
             <w:vAlign w:val="center"/>
           </w:tcPr>
           <w:p>
@@ -341,6 +342,7 @@
         <w:tc>
           <w:tcPr>
             <w:tcW w:w="4848" w:type="dxa"/>
+            <w:noWrap/>
             <w:vAlign w:val="center"/>
           </w:tcPr>
           <w:p>
@@ -400,6 +402,7 @@
           <w:tcPr>
             <w:tcW w:w="4848" w:type="dxa"/>
             <w:shd w:val="clear" w:color="auto" w:fill="F4F7FB"/>
+            <w:noWrap/>
             <w:vAlign w:val="center"/>
           </w:tcPr>
           <w:p>
@@ -457,6 +460,7 @@
         <w:tc>
           <w:tcPr>
             <w:tcW w:w="4848" w:type="dxa"/>
+            <w:noWrap/>
             <w:vAlign w:val="center"/>
           </w:tcPr>
           <w:p>
@@ -516,6 +520,7 @@
           <w:tcPr>
             <w:tcW w:w="4848" w:type="dxa"/>
             <w:shd w:val="clear" w:color="auto" w:fill="F4F7FB"/>
+            <w:noWrap/>
             <w:vAlign w:val="center"/>
           </w:tcPr>
           <w:p>
@@ -573,6 +578,7 @@
         <w:tc>
           <w:tcPr>
             <w:tcW w:w="4848" w:type="dxa"/>
+            <w:noWrap/>
             <w:vAlign w:val="center"/>
           </w:tcPr>
           <w:p>

--- a/hr-ai-interviewer/backend/src/templates/experience-letter.docx
+++ b/hr-ai-interviewer/backend/src/templates/experience-letter.docx
@@ -657,7 +657,6 @@
     <w:p>
       <w:pPr>
         <w:spacing w:after="200"/>
-        <w:jc w:val="both"/>
         <w:rPr>
           <w:rFonts w:ascii="Sylfaen" w:eastAsia="Arial" w:hAnsi="Sylfaen" w:cs="Arial"/>
           <w:color w:val="2C2C2C"/>
@@ -704,7 +703,6 @@
           </w:tcPr>
           <w:p>
             <w:pPr>
-              <w:jc w:val="both"/>
               <w:rPr>
                 <w:rFonts w:ascii="Sylfaen" w:hAnsi="Sylfaen"/>
                 <w:iCs/>
@@ -737,7 +735,6 @@
           </w:p>
           <w:p>
             <w:pPr>
-              <w:jc w:val="both"/>
               <w:rPr>
                 <w:rFonts w:ascii="Sylfaen" w:hAnsi="Sylfaen"/>
                 <w:iCs/>
@@ -770,7 +767,6 @@
           </w:p>
           <w:p>
             <w:pPr>
-              <w:jc w:val="both"/>
               <w:rPr>
                 <w:rFonts w:ascii="Sylfaen" w:hAnsi="Sylfaen"/>
                 <w:iCs/>
@@ -803,7 +799,6 @@
           </w:p>
           <w:p>
             <w:pPr>
-              <w:jc w:val="both"/>
               <w:rPr>
                 <w:rFonts w:ascii="Sylfaen" w:hAnsi="Sylfaen"/>
                 <w:sz w:val="21"/>
@@ -888,7 +883,6 @@
           </w:tcPr>
           <w:p>
             <w:pPr>
-              <w:jc w:val="both"/>
               <w:rPr>
                 <w:rFonts w:ascii="Sylfaen" w:hAnsi="Sylfaen"/>
                 <w:sz w:val="21"/>

--- a/hr-ai-interviewer/backend/src/templates/experience-letter.docx
+++ b/hr-ai-interviewer/backend/src/templates/experience-letter.docx
@@ -707,8 +707,8 @@
                 <w:rFonts w:ascii="Sylfaen" w:hAnsi="Sylfaen"/>
                 <w:iCs/>
                 <w:color w:val="555555"/>
-                <w:sz w:val="21"/>
-                <w:szCs w:val="21"/>
+                <w:sz w:val="18"/>
+                <w:szCs w:val="18"/>
               </w:rPr>
             </w:pPr>
             <w:r>
@@ -716,8 +716,8 @@
                 <w:rFonts w:ascii="Sylfaen" w:hAnsi="Sylfaen"/>
                 <w:iCs/>
                 <w:color w:val="555555"/>
-                <w:sz w:val="21"/>
-                <w:szCs w:val="21"/>
+                <w:sz w:val="18"/>
+                <w:szCs w:val="18"/>
               </w:rPr>
               <w:t>•</w:t>
             </w:r>
@@ -726,8 +726,8 @@
                 <w:rFonts w:ascii="Sylfaen" w:hAnsi="Sylfaen"/>
                 <w:iCs/>
                 <w:color w:val="555555"/>
-                <w:sz w:val="21"/>
-                <w:szCs w:val="21"/>
+                <w:sz w:val="18"/>
+                <w:szCs w:val="18"/>
               </w:rPr>
               <w:tab/>
               <w:t>[Responsibility 1 – factual, role-based]</w:t>
@@ -739,8 +739,8 @@
                 <w:rFonts w:ascii="Sylfaen" w:hAnsi="Sylfaen"/>
                 <w:iCs/>
                 <w:color w:val="555555"/>
-                <w:sz w:val="21"/>
-                <w:szCs w:val="21"/>
+                <w:sz w:val="18"/>
+                <w:szCs w:val="18"/>
               </w:rPr>
             </w:pPr>
             <w:r>
@@ -748,8 +748,8 @@
                 <w:rFonts w:ascii="Sylfaen" w:hAnsi="Sylfaen"/>
                 <w:iCs/>
                 <w:color w:val="555555"/>
-                <w:sz w:val="21"/>
-                <w:szCs w:val="21"/>
+                <w:sz w:val="18"/>
+                <w:szCs w:val="18"/>
               </w:rPr>
               <w:t>•</w:t>
             </w:r>
@@ -758,8 +758,8 @@
                 <w:rFonts w:ascii="Sylfaen" w:hAnsi="Sylfaen"/>
                 <w:iCs/>
                 <w:color w:val="555555"/>
-                <w:sz w:val="21"/>
-                <w:szCs w:val="21"/>
+                <w:sz w:val="18"/>
+                <w:szCs w:val="18"/>
               </w:rPr>
               <w:tab/>
               <w:t>[Responsibility 2 – factual, role-based]</w:t>
@@ -771,8 +771,8 @@
                 <w:rFonts w:ascii="Sylfaen" w:hAnsi="Sylfaen"/>
                 <w:iCs/>
                 <w:color w:val="555555"/>
-                <w:sz w:val="21"/>
-                <w:szCs w:val="21"/>
+                <w:sz w:val="18"/>
+                <w:szCs w:val="18"/>
               </w:rPr>
             </w:pPr>
             <w:r>
@@ -780,8 +780,8 @@
                 <w:rFonts w:ascii="Sylfaen" w:hAnsi="Sylfaen"/>
                 <w:iCs/>
                 <w:color w:val="555555"/>
-                <w:sz w:val="21"/>
-                <w:szCs w:val="21"/>
+                <w:sz w:val="18"/>
+                <w:szCs w:val="18"/>
               </w:rPr>
               <w:t>•</w:t>
             </w:r>
@@ -790,8 +790,8 @@
                 <w:rFonts w:ascii="Sylfaen" w:hAnsi="Sylfaen"/>
                 <w:iCs/>
                 <w:color w:val="555555"/>
-                <w:sz w:val="21"/>
-                <w:szCs w:val="21"/>
+                <w:sz w:val="18"/>
+                <w:szCs w:val="18"/>
               </w:rPr>
               <w:tab/>
               <w:t>[Responsibility 3 – factual, role-based]</w:t>
@@ -801,8 +801,8 @@
             <w:pPr>
               <w:rPr>
                 <w:rFonts w:ascii="Sylfaen" w:hAnsi="Sylfaen"/>
-                <w:sz w:val="21"/>
-                <w:szCs w:val="21"/>
+                <w:sz w:val="18"/>
+                <w:szCs w:val="18"/>
               </w:rPr>
             </w:pPr>
             <w:r>
@@ -810,8 +810,8 @@
                 <w:rFonts w:ascii="Sylfaen" w:hAnsi="Sylfaen"/>
                 <w:iCs/>
                 <w:color w:val="555555"/>
-                <w:sz w:val="21"/>
-                <w:szCs w:val="21"/>
+                <w:sz w:val="18"/>
+                <w:szCs w:val="18"/>
               </w:rPr>
               <w:t>•</w:t>
             </w:r>
@@ -820,8 +820,8 @@
                 <w:rFonts w:ascii="Sylfaen" w:hAnsi="Sylfaen"/>
                 <w:iCs/>
                 <w:color w:val="555555"/>
-                <w:sz w:val="21"/>
-                <w:szCs w:val="21"/>
+                <w:sz w:val="18"/>
+                <w:szCs w:val="18"/>
               </w:rPr>
               <w:tab/>
               <w:t>[Responsibility 4 – factual, role-based]</w:t>
